--- a/sprint3/week14/FinalAssessment/RAM205_P03_FinalAssessment.docx
+++ b/sprint3/week14/FinalAssessment/RAM205_P03_FinalAssessment.docx
@@ -55,7 +55,10 @@
     </w:p>
     <w:p>
       <w:r>
-        <w:t>4/15/2023</w:t>
+        <w:t>11/28</w:t>
+      </w:r>
+      <w:r>
+        <w:t>/2023</w:t>
       </w:r>
     </w:p>
     <w:p>
@@ -107,43 +110,46 @@
         <w:t xml:space="preserve"> test count is 3</w:t>
       </w:r>
       <w:r>
+        <w:t>0</w:t>
+      </w:r>
+      <w:r>
+        <w:t>.</w:t>
+      </w:r>
+      <w:r>
+        <w:t xml:space="preserve"> Note: the rover object</w:t>
+      </w:r>
+      <w:r>
+        <w:t xml:space="preserve"> </w:t>
+      </w:r>
+      <w:r>
+        <w:t xml:space="preserve">must be </w:t>
+      </w:r>
+      <w:r>
+        <w:t xml:space="preserve">created on </w:t>
+      </w:r>
+      <w:r>
+        <w:t xml:space="preserve">or around </w:t>
+      </w:r>
+      <w:r>
+        <w:t>line 1</w:t>
+      </w:r>
+      <w:r>
+        <w:t>6</w:t>
+      </w:r>
+      <w:r>
+        <w:t xml:space="preserve"> using the factory imported </w:t>
+      </w:r>
+      <w:r>
+        <w:t xml:space="preserve">around </w:t>
+      </w:r>
+      <w:r>
+        <w:t xml:space="preserve">line </w:t>
+      </w:r>
+      <w:r>
         <w:t>1</w:t>
       </w:r>
       <w:r>
-        <w:t>.</w:t>
-      </w:r>
-      <w:r>
-        <w:t xml:space="preserve"> Note: the rover object</w:t>
-      </w:r>
-      <w:r>
-        <w:t xml:space="preserve"> </w:t>
-      </w:r>
-      <w:r>
-        <w:t xml:space="preserve">must be </w:t>
-      </w:r>
-      <w:r>
-        <w:t xml:space="preserve">created on </w:t>
-      </w:r>
-      <w:r>
-        <w:t xml:space="preserve">or around </w:t>
-      </w:r>
-      <w:r>
-        <w:t>line 1</w:t>
-      </w:r>
-      <w:r>
-        <w:t>8</w:t>
-      </w:r>
-      <w:r>
-        <w:t xml:space="preserve"> using the factory imported </w:t>
-      </w:r>
-      <w:r>
-        <w:t xml:space="preserve">around </w:t>
-      </w:r>
-      <w:r>
-        <w:t xml:space="preserve">line </w:t>
-      </w:r>
-      <w:r>
-        <w:t>13</w:t>
+        <w:t>2</w:t>
       </w:r>
       <w:r>
         <w:t xml:space="preserve">. </w:t>
@@ -212,13 +218,8 @@
         </w:tabs>
       </w:pPr>
       <w:r>
-        <w:t xml:space="preserve">Other files must be </w:t>
-      </w:r>
-      <w:proofErr w:type="gramStart"/>
-      <w:r>
-        <w:t>minimal</w:t>
-      </w:r>
-      <w:proofErr w:type="gramEnd"/>
+        <w:t>Other files must be minimal</w:t>
+      </w:r>
     </w:p>
     <w:p>
       <w:pPr>
